--- a/KMIP_PKCS11_Feature_Specification.docx
+++ b/KMIP_PKCS11_Feature_Specification.docx
@@ -233,7 +233,7 @@
               <w:rPr>
                 <w:sz w:val="18"/>
               </w:rPr>
-              <w:t>22 August 2026</w:t>
+              <w:t>03 September 2026</w:t>
             </w:r>
           </w:p>
         </w:tc>
@@ -15316,7 +15316,7 @@
           <w:color w:val="808080"/>
           <w:sz w:val="16"/>
         </w:rPr>
-        <w:t>KMIP on PKCS#11 — Feature Specification — 22 August 2026</w:t>
+        <w:t>KMIP on PKCS#11 — Feature Specification — 03 September 2026</w:t>
       </w:r>
     </w:p>
     <w:sectPr>

--- a/KMIP_PKCS11_Feature_Specification.docx
+++ b/KMIP_PKCS11_Feature_Specification.docx
@@ -233,7 +233,7 @@
               <w:rPr>
                 <w:sz w:val="18"/>
               </w:rPr>
-              <w:t>03 September 2026</w:t>
+              <w:t>11 September 2026</w:t>
             </w:r>
           </w:p>
         </w:tc>
@@ -15316,7 +15316,7 @@
           <w:color w:val="808080"/>
           <w:sz w:val="16"/>
         </w:rPr>
-        <w:t>KMIP on PKCS#11 — Feature Specification — 03 September 2026</w:t>
+        <w:t>KMIP on PKCS#11 — Feature Specification — 11 September 2026</w:t>
       </w:r>
     </w:p>
     <w:sectPr>
